--- a/arb/docx/02.content.docx
+++ b/arb/docx/02.content.docx
@@ -147,13 +147,6 @@
         <w:rPr>
           <w:lang w:val="ar_AE" w:bidi="ar_AE"/>
         </w:rPr>
-      </w:r>
-      <w:r>
-        <w:rPr>
-          <w:i/>
-          <w:lang w:val="ar_AE" w:bidi="ar_AE"/>
-        </w:rPr>
-        <w:t>الخروج 1: 1, الخروج 1: 5, الخروج 1: 8, الخروج 1: 8 (#2), الخروج 1: 11, الخروج 1: 12, الخروج 1: 16, الخروج 1: 17, الخروج 1: 19, خروج ١:٢٢, الخروج 2: 2, الخروج 2: 3, الخروج 2: 4, الخروج 2: 5, الخروج 2: 7–8, الخروج 2: 10, الخروج 2: 12, الخروج 2: 13, الخروج 2: 15, الخروج 2: 17, الخروج 2: 24, الخروج 3: 1, الخروج 3: 2, الخروج 3: 4, الخروج 3: 5, الخروج 3: 8, الخروج 3: 10, الخروج 3: 12, الخروج 3: 14, الخروج 3: 18, الخروج 3: 19, الخروج 4: 2, الخروج 4: 4, الخروج 4: 4 (#2), الخروج 4: 6, الخروج 4: 12, الخروج 4: 14, الخروج 4: 16, الخروج 4: 19, الخروج 4: 21, الخروج 4: 22–23, الخروج 4: 24, الخروج 4: 27, الخروج 4: 30, الخروج 5: 1, الخروج 5: 3, الخروج 5: 6–7, الخروج 5: 11, الخروج 5: 14, الخروج 5: 15–16, الخروج 5: 20, الخروج 5: 22, الخروج 6 :1, الخروج 6 :2, الخروج 6 :5, الخروج 6 :8, الخروج 6 :12, الخروج 6 :18, الخروج 6 :20, الخروج 6 :23, الخروج 6 :26, الخروج 7: 1, الخروج 7: 3, الخروج 7: 5, الخروج 7: 9, الخروج 7: 11, الخروج 7: 15, الخروج 7: 17, الخروج 7: 19, الخروج 7: 22, الخروج 7: 24, الخروج 8: 2, الخروج 8: 3, الخروج 8: 6, الخروج 8: 9, الخروج 8: 15, الخروج 8: 17, الخروج 8: 18, الخروج 8: 21, الخروج 8: 22, الخروج 8: 25–26, الخروج 8: 32, الخروج 9: 3, الخروج 9: 7, الخروج 9: 8–9, الخروج 9: 11, الخروج 9: 15–16, الخروج 9: 19, الخروج 9: 20, الخروج 9: 25, الخروج 9: 27, الخروج 9: 32, الخروج 10: 1–2, الخروج 10: 5, الخروج 10: 9–11, الخروج 10: 13, الخروج 10: 16, الخروج 10: 19, الخروج 10: 22, الخروج 10: 24, الخروج 10: 28, الخروج 11: 1–2, الخروج 11: 3, الخروج 11: 5, الخروج 11: 6, الخروج 12: 3, الخروج 12: 4, الخروج 12: 6, الخروج 12: 8, الخروج 12: 10, الخروج 12: 13, الخروج 12: 15, الخروج 12: 16, الخروج 12: 18, الخروج 12: 22, الخروج 12: 23, الخروج 12: 26–27, الخروج 12: 30, الخروج 12: 35, الخروج 12: 39, الخروج 12: 41, الخروج 12: 43, الخروج 12: 48, الخروج 13: 1–2, الخروج 13: 4, الخروج 13: 9, الخروج 13: 13, الخروج 13: 17, الخروج 13: 19, الخروج 13: 21, الخروج 14: 5, الخروج 14: 9, الخروج 14: 12, الخروج 14: 14, الخروج 14: 17, الخروج 14: 20, الخروج 14: 21, الخروج 14: 24, الخروج 14: 28, الخروج 14: 31, الخروج 15: 1, الخروج 15: 5, الخروج 15: 8, الخروج 15: 13, الخروج 15: 14, الخروج 15: 17, الخروج 15: 20, الخروج 15: 23, الخروج 15: 25, الخروج 16: 1, الخروج 16: 3, الخروج 16: 4, الخروج 16: 8, الخروج 16: 10, الخروج 16: 14–15, الخروج 16: 18, الخروج 16: 20, الخروج 16: 22, الخروج 16: 24, الخروج 16: 27, الخروج 16: 29, الخروج 16: 31, الخروج 16: 32, الخروج 16: 33–34, الخروج 16: 35, الخروج 17: 1–3, الخروج 17: 4, الخروج 17: 6, الخروج 17: 9, الخروج 17: 11, الخروج 17: 12, الخروج 17: 14, الخروج 18: 1, الخروج 18: 2–4, الخروج 18: 6, الخروج 18: 7, الخروج 18: 9, الخروج 18: 11, الخروج 18: 12, الخروج 18: 13, الخروج 18: 15–16, الخروج 18: 17–18, الخروج 18: 21, الخروج 18: 22, الخروج 19: 1, الخروج 19: 5, الخروج 19: 9, الخروج 19: 10, الخروج 19: 12, الخروج 19: 13, الخروج 19: 16, الخروج 19: 22, الخروج 19: 24, الخروج 20: 3, الخروج 20: 4–5, الخروج 20: 5, الخروج 20: 7, الخروج 20: 8, الخروج 20: 10, الخروج 20: 11, الخروج 20: 12, الخروج 20: 18, الخروج 20: 19, الخروج 20: 25, الخروج 21: 1, الخروج 21: 4, الخروج 21: 6, الخروج 21: 8, الخروج 21: 9–11, الخروج 21: 13, الخروج 21: 17, الخروج 21: 18–19, الخروج 21: 20–21, الخروج 21: 22, الخروج 21: 23–25, الخروج 21: 26–27, الخروج 21: 29, الخروج 21: 33–34, الخروج 21: 35, الخروج 22: 2–3, الخروج 22: 3, الخروج 22: 7–8, الخروج 22: 10–11, الخروج 22: 16, الخروج 22: 21, الخروج 22: 22–24, الخروج 22: 26, الخروج 22: 31, الخروج 23: 5, الخروج 23: 8, الخروج 23: 11, الخروج 23: 12, الخروج 23: 15, الخروج 23: 15 (#2), الخروج 23: 16, الخروج 23: 18, الخروج 23: 21, الخروج 23: 24, الخروج 23: 29, الخروج 23: 33, الخروج 24: 1, الخروج 24: 4, الخروج 24: 5–6, الخروج 24: 8, الخروج 24: 9–10, الخروج 24: 12, الخروج 24: 14, الخروج 24: 17, الخروج 25: 2, الخروج 25: 7, الخروج 25: 8, الخروج 25: 10–11, الخروج 25: 14, الخروج 25: 15, الخروج 25: 20, الخروج 25: 22, الخروج 25: 23–24, الخروج 25: 27, الخروج 25: 29, الخروج 25: 31–32, الخروج 25: 33–34, الخروج 25: 35, الخروج 25: 39, الخروج 26: 1, الخروج 26: 5, الخروج 26: 7, الخروج 26: 12, الخروج 26: 17, الخروج 26: 19, الخروج 26: 30, الخروج 26: 33, الخروج 26: 35, الخروج 27: 2, الخروج 27: 3, الخروج 27: 9, الخروج 27: 19, الخروج 27: 21, الخروج 28: 1, الخروج 28: 5, الخروج 28: 9, الخروج 28: 10, الخروج 28: 12, الخروج 28: 15–16, الخروج 28: 17, الخروج 28: 20, الخروج 28: 24, الخروج 28: 28, الخروج 28: 30, الخروج 28: 31–32, الخروج 28: 35, الخروج 28: 36–38, الخروج 28: 40, الخروج 28: 42, الخروج 29: 1–2, الخروج 29: 4, الخروج 29: 9, الخروج 29: 13, الخروج 29: 18, الخروج 29: 20, الخروج 29: 21, الخروج 29: 22, الخروج 29: 26–28, الخروج 29: 30, الخروج 29: 31, الخروج 29: 37, الخروج 29: 39, الخروج 29: 40, الخروج 29: 42, الخروج 29: 45, الخروج 30: 4, الخروج 30: 6, الخروج 30: 8–9, الخروج 30: 10, الخروج 30: 12, الخروج 30: 16, الخروج 30: 18, الخروج 30: 20, الخروج 30: 23–25, الخروج 30: 32, الخروج 30: 33, الخروج 30: 38, الخروج 31: 3–5, الخروج 31: 6, الخروج 31: 14, الخروج 31: 17, الخروج 31: 18, الخروج 32: 1, الخروج 32: 4, الخروج 32: 6, الخروج 32: 8, الخروج 32: 11, الخروج 32: 14, الخروج 32: 15, الخروج 32: 17, الخروج 32: 19, الخروج 32: 20, الخروج 32: 24, الخروج 32: 25, الخروج 32: 26, الخروج 32: 28, الخروج 32: 29, الخروج 32: 32, الخروج 32: 35, الخروج 33: 2, الخروج 33: 3, الخروج 33: 5, الخروج 33: 9, الخروج 33: 11, الخروج 33: 13, الخروج 33: 16, الخروج 33: 19, الخروج 33: 20, الخروج 33: 23, الخروج 34: 1, الخروج 34: 3, الخروج 34: 5, الخروج 34: 7, الخروج 34: 10, الخروج 34: 12, الخروج 34: 14, الخروج 34: 15–16, الخروج 34: 18, الخروج 34: 20, الخروج 34: 21, الخروج 34: 23, الخروج 34: 24, الخروج 34: 26, الخروج 34: 28, الخروج 34: 30, الخروج 34: 33, الخروج 34: 34, الخروج 35: 3, الخروج 35: 5, الخروج 35: 20, الخروج 35: 21, الخروج 35: 27, الخروج 35: 30, الخروج 36: 1, الخروج 36: 3, الخروج 36: 6, الخروج 36: 11, الخروج 36: 13, الخروج 36: 18, الخروج 36: 24, الخروج 36: 33, الخروج 36: 38, الخروج 37: 1, الخروج 37: 5, الخروج 37: 9, الخروج 37: 16, الخروج 37: 19, الخروج 37: 24, الخروج 37: 26, الخروج 37: 29, الخروج 38: 1, الخروج 38: 7, الخروج 38: 8, الخروج 38: 16, الخروج 38: 17, الخروج 38: 21, الخروج 38: 24, الخروج 38: 26, الخروج 39: 5, الخروج 39: 6, الخروج 39: 10, الخروج 39: 17–18, الخروج 39: 21, الخروج 39: 22–23, الخروج 39: 25, الخروج 39: 30, الخروج 39: 43, الخروج 40: 2, الخروج 40: 3, الخروج 40: 7, الخروج 40: 11, الخروج 40: 20, الخروج 40: 26, الخروج 40 :31–32, الخروج 40: 35, الخروج 40: 36</w:t>
       </w:r>
       <w:r>
         <w:rPr>

--- a/arb/docx/02.content.docx
+++ b/arb/docx/02.content.docx
@@ -132,21 +132,6 @@
           <w:lang w:val="ar_AE" w:bidi="ar_AE"/>
         </w:rPr>
         <w:t>EXO</w:t>
-      </w:r>
-      <w:r>
-        <w:rPr>
-          <w:lang w:val="ar_AE" w:bidi="ar_AE"/>
-        </w:rPr>
-      </w:r>
-    </w:p>
-    <w:p>
-      <w:pPr>
-        <w:bidi/>
-      </w:pPr>
-      <w:r>
-        <w:rPr>
-          <w:lang w:val="ar_AE" w:bidi="ar_AE"/>
-        </w:rPr>
       </w:r>
       <w:r>
         <w:rPr>

--- a/arb/docx/02.content.docx
+++ b/arb/docx/02.content.docx
@@ -22,7 +22,7 @@
         <w:rPr>
           <w:lang w:val="ar_AE" w:bidi="ar_AE"/>
         </w:rPr>
-        <w:t>Resource: أسئلة الترجمة (unfoldingWord)</w:t>
+        <w:t>Resource: unfoldingWord® Translation Questions</w:t>
       </w:r>
       <w:r>
         <w:rPr>
@@ -91,7 +91,7 @@
         <w:rPr>
           <w:lang w:val="ar_AE" w:bidi="ar_AE"/>
         </w:rPr>
-        <w:t>أسئلة الترجمة (unfoldingWord)</w:t>
+        <w:t>unfoldingWord® Translation Questions</w:t>
       </w:r>
     </w:p>
     <w:p>
